--- a/out/第1次实验报告-公开脱敏版.docx
+++ b/out/第1次实验报告-公开脱敏版.docx
@@ -68,7 +68,7 @@
           <w:b w:val="0"/>
           <w:sz w:val="24"/>
         </w:rPr>
-        <w:t>姓名：（姓名）    学号：（学号）</w:t>
+        <w:t>成员一：（成员一姓名）　　　学号：（成员一学号）</w:t>
       </w:r>
     </w:p>
     <w:p>
@@ -81,7 +81,1129 @@
           <w:b w:val="0"/>
           <w:sz w:val="24"/>
         </w:rPr>
-        <w:t>日期：2026 年 9 月 20 日</w:t>
+        <w:t>成员二：（成员二姓名）　　　学号：（成员二学号）</w:t>
+      </w:r>
+    </w:p>
+    <w:p>
+      <w:pPr>
+        <w:jc w:val="center"/>
+      </w:pPr>
+      <w:r>
+        <w:rPr>
+          <w:rFonts w:ascii="微软雅黑" w:hAnsi="微软雅黑" w:eastAsia="微软雅黑"/>
+          <w:b w:val="0"/>
+          <w:sz w:val="24"/>
+        </w:rPr>
+        <w:t>班级：________________</w:t>
+      </w:r>
+    </w:p>
+    <w:p>
+      <w:pPr>
+        <w:jc w:val="center"/>
+      </w:pPr>
+      <w:r>
+        <w:rPr>
+          <w:rFonts w:ascii="微软雅黑" w:hAnsi="微软雅黑" w:eastAsia="微软雅黑"/>
+          <w:b w:val="0"/>
+          <w:sz w:val="24"/>
+        </w:rPr>
+        <w:t>实验日期：______年____月____日</w:t>
+      </w:r>
+    </w:p>
+    <w:p>
+      <w:r>
+        <w:br w:type="page"/>
+      </w:r>
+    </w:p>
+    <w:p>
+      <w:pPr>
+        <w:spacing w:before="200" w:after="120"/>
+      </w:pPr>
+      <w:r>
+        <w:rPr>
+          <w:rFonts w:ascii="微软雅黑" w:hAnsi="微软雅黑" w:eastAsia="微软雅黑"/>
+          <w:b/>
+          <w:sz w:val="30"/>
+        </w:rPr>
+        <w:t>实验小组成员</w:t>
+      </w:r>
+    </w:p>
+    <w:p>
+      <w:pPr>
+        <w:spacing w:before="40" w:after="60"/>
+        <w:jc w:val="center"/>
+      </w:pPr>
+      <w:r>
+        <w:rPr>
+          <w:rFonts w:ascii="微软雅黑" w:hAnsi="微软雅黑" w:eastAsia="微软雅黑"/>
+          <w:b/>
+          <w:color w:val="444444"/>
+          <w:sz w:val="18"/>
+        </w:rPr>
+        <w:t>表 0-1 实验小组成员</w:t>
+      </w:r>
+    </w:p>
+    <w:tbl>
+      <w:tblPr>
+        <w:tblStyle w:val="TableGrid"/>
+        <w:tblW w:type="auto" w:w="0"/>
+        <w:jc w:val="center"/>
+        <w:tblLook w:firstColumn="1" w:firstRow="1" w:lastColumn="0" w:lastRow="0" w:noHBand="0" w:noVBand="1" w:val="04A0"/>
+      </w:tblPr>
+      <w:tblGrid>
+        <w:gridCol w:w="2880"/>
+        <w:gridCol w:w="2880"/>
+        <w:gridCol w:w="2880"/>
+      </w:tblGrid>
+      <w:tr>
+        <w:tc>
+          <w:tcPr>
+            <w:tcW w:type="dxa" w:w="1728"/>
+          </w:tcPr>
+          <w:p>
+            <w:pPr>
+              <w:jc w:val="center"/>
+            </w:pPr>
+            <w:r/>
+            <w:r>
+              <w:rPr>
+                <w:rFonts w:ascii="微软雅黑" w:hAnsi="微软雅黑" w:eastAsia="微软雅黑"/>
+                <w:b/>
+                <w:sz w:val="18"/>
+              </w:rPr>
+              <w:t>成员</w:t>
+            </w:r>
+          </w:p>
+        </w:tc>
+        <w:tc>
+          <w:tcPr>
+            <w:tcW w:type="dxa" w:w="2880"/>
+          </w:tcPr>
+          <w:p>
+            <w:pPr>
+              <w:jc w:val="center"/>
+            </w:pPr>
+            <w:r/>
+            <w:r>
+              <w:rPr>
+                <w:rFonts w:ascii="微软雅黑" w:hAnsi="微软雅黑" w:eastAsia="微软雅黑"/>
+                <w:b/>
+                <w:sz w:val="18"/>
+              </w:rPr>
+              <w:t>姓名</w:t>
+            </w:r>
+          </w:p>
+        </w:tc>
+        <w:tc>
+          <w:tcPr>
+            <w:tcW w:type="dxa" w:w="3456"/>
+          </w:tcPr>
+          <w:p>
+            <w:pPr>
+              <w:jc w:val="center"/>
+            </w:pPr>
+            <w:r/>
+            <w:r>
+              <w:rPr>
+                <w:rFonts w:ascii="微软雅黑" w:hAnsi="微软雅黑" w:eastAsia="微软雅黑"/>
+                <w:b/>
+                <w:sz w:val="18"/>
+              </w:rPr>
+              <w:t>学号</w:t>
+            </w:r>
+          </w:p>
+        </w:tc>
+      </w:tr>
+      <w:tr>
+        <w:tc>
+          <w:tcPr>
+            <w:tcW w:type="dxa" w:w="1728"/>
+          </w:tcPr>
+          <w:p>
+            <w:pPr>
+              <w:jc w:val="left"/>
+            </w:pPr>
+            <w:r/>
+            <w:r>
+              <w:rPr>
+                <w:rFonts w:ascii="微软雅黑" w:hAnsi="微软雅黑" w:eastAsia="微软雅黑"/>
+                <w:b w:val="0"/>
+                <w:sz w:val="18"/>
+              </w:rPr>
+              <w:t>成员一</w:t>
+            </w:r>
+          </w:p>
+        </w:tc>
+        <w:tc>
+          <w:tcPr>
+            <w:tcW w:type="dxa" w:w="2880"/>
+          </w:tcPr>
+          <w:p>
+            <w:pPr>
+              <w:jc w:val="center"/>
+            </w:pPr>
+            <w:r/>
+            <w:r>
+              <w:rPr>
+                <w:rFonts w:ascii="微软雅黑" w:hAnsi="微软雅黑" w:eastAsia="微软雅黑"/>
+                <w:b w:val="0"/>
+                <w:sz w:val="18"/>
+              </w:rPr>
+              <w:t>（成员一姓名）</w:t>
+            </w:r>
+          </w:p>
+        </w:tc>
+        <w:tc>
+          <w:tcPr>
+            <w:tcW w:type="dxa" w:w="3456"/>
+          </w:tcPr>
+          <w:p>
+            <w:pPr>
+              <w:jc w:val="center"/>
+            </w:pPr>
+            <w:r/>
+            <w:r>
+              <w:rPr>
+                <w:rFonts w:ascii="微软雅黑" w:hAnsi="微软雅黑" w:eastAsia="微软雅黑"/>
+                <w:b w:val="0"/>
+                <w:sz w:val="18"/>
+              </w:rPr>
+              <w:t>（成员一学号）</w:t>
+            </w:r>
+          </w:p>
+        </w:tc>
+      </w:tr>
+      <w:tr>
+        <w:tc>
+          <w:tcPr>
+            <w:tcW w:type="dxa" w:w="1728"/>
+          </w:tcPr>
+          <w:p>
+            <w:pPr>
+              <w:jc w:val="left"/>
+            </w:pPr>
+            <w:r/>
+            <w:r>
+              <w:rPr>
+                <w:rFonts w:ascii="微软雅黑" w:hAnsi="微软雅黑" w:eastAsia="微软雅黑"/>
+                <w:b w:val="0"/>
+                <w:sz w:val="18"/>
+              </w:rPr>
+              <w:t>成员二</w:t>
+            </w:r>
+          </w:p>
+        </w:tc>
+        <w:tc>
+          <w:tcPr>
+            <w:tcW w:type="dxa" w:w="2880"/>
+          </w:tcPr>
+          <w:p>
+            <w:pPr>
+              <w:jc w:val="center"/>
+            </w:pPr>
+            <w:r/>
+            <w:r>
+              <w:rPr>
+                <w:rFonts w:ascii="微软雅黑" w:hAnsi="微软雅黑" w:eastAsia="微软雅黑"/>
+                <w:b w:val="0"/>
+                <w:sz w:val="18"/>
+              </w:rPr>
+              <w:t>（成员二姓名）</w:t>
+            </w:r>
+          </w:p>
+        </w:tc>
+        <w:tc>
+          <w:tcPr>
+            <w:tcW w:type="dxa" w:w="3456"/>
+          </w:tcPr>
+          <w:p>
+            <w:pPr>
+              <w:jc w:val="center"/>
+            </w:pPr>
+            <w:r/>
+            <w:r>
+              <w:rPr>
+                <w:rFonts w:ascii="微软雅黑" w:hAnsi="微软雅黑" w:eastAsia="微软雅黑"/>
+                <w:b w:val="0"/>
+                <w:sz w:val="18"/>
+              </w:rPr>
+              <w:t>（成员二学号）</w:t>
+            </w:r>
+          </w:p>
+        </w:tc>
+      </w:tr>
+    </w:tbl>
+    <w:p>
+      <w:pPr>
+        <w:spacing w:after="40"/>
+      </w:pPr>
+    </w:p>
+    <w:p>
+      <w:pPr>
+        <w:spacing w:before="200" w:after="120"/>
+      </w:pPr>
+      <w:r>
+        <w:rPr>
+          <w:rFonts w:ascii="微软雅黑" w:hAnsi="微软雅黑" w:eastAsia="微软雅黑"/>
+          <w:b/>
+          <w:sz w:val="30"/>
+        </w:rPr>
+        <w:t>小组分工说明</w:t>
+      </w:r>
+    </w:p>
+    <w:p>
+      <w:pPr>
+        <w:spacing w:after="80" w:line="324" w:lineRule="auto"/>
+        <w:ind w:firstLine="420"/>
+      </w:pPr>
+      <w:r>
+        <w:rPr>
+          <w:rFonts w:ascii="微软雅黑" w:hAnsi="微软雅黑" w:eastAsia="微软雅黑"/>
+          <w:b w:val="0"/>
+          <w:sz w:val="21"/>
+        </w:rPr>
+        <w:t>本实验采用**双人合作、AI 代理参与**的完成方式。下表记录两位成员实际承担的工作（每个实验环节由两人分别负责原理学习、代码阅读与结果检查，以均摊工作量）；**AI 生成代码、自动执行程序及生成报告等工作，统一在「AI 工具使用说明」中披露，不作为成员独立手工编写代码的经历。**表中留空的项目由成员根据实际参与情况补充——**没有做过的人工检查不要填成已完成。**</w:t>
+      </w:r>
+    </w:p>
+    <w:p>
+      <w:pPr>
+        <w:spacing w:before="40" w:after="60"/>
+        <w:jc w:val="center"/>
+      </w:pPr>
+      <w:r>
+        <w:rPr>
+          <w:rFonts w:ascii="微软雅黑" w:hAnsi="微软雅黑" w:eastAsia="微软雅黑"/>
+          <w:b/>
+          <w:color w:val="444444"/>
+          <w:sz w:val="18"/>
+        </w:rPr>
+        <w:t>表 0-2 小组分工记录</w:t>
+      </w:r>
+    </w:p>
+    <w:tbl>
+      <w:tblPr>
+        <w:tblStyle w:val="TableGrid"/>
+        <w:tblW w:type="auto" w:w="0"/>
+        <w:jc w:val="center"/>
+        <w:tblLook w:firstColumn="1" w:firstRow="1" w:lastColumn="0" w:lastRow="0" w:noHBand="0" w:noVBand="1" w:val="04A0"/>
+      </w:tblPr>
+      <w:tblGrid>
+        <w:gridCol w:w="2880"/>
+        <w:gridCol w:w="2880"/>
+        <w:gridCol w:w="2880"/>
+      </w:tblGrid>
+      <w:tr>
+        <w:tc>
+          <w:tcPr>
+            <w:tcW w:type="dxa" w:w="2808"/>
+          </w:tcPr>
+          <w:p>
+            <w:pPr>
+              <w:jc w:val="center"/>
+            </w:pPr>
+            <w:r/>
+            <w:r>
+              <w:rPr>
+                <w:rFonts w:ascii="微软雅黑" w:hAnsi="微软雅黑" w:eastAsia="微软雅黑"/>
+                <w:b/>
+                <w:sz w:val="17"/>
+              </w:rPr>
+              <w:t>工作环节</w:t>
+            </w:r>
+          </w:p>
+        </w:tc>
+        <w:tc>
+          <w:tcPr>
+            <w:tcW w:type="dxa" w:w="1512"/>
+          </w:tcPr>
+          <w:p>
+            <w:pPr>
+              <w:jc w:val="center"/>
+            </w:pPr>
+            <w:r/>
+            <w:r>
+              <w:rPr>
+                <w:rFonts w:ascii="微软雅黑" w:hAnsi="微软雅黑" w:eastAsia="微软雅黑"/>
+                <w:b/>
+                <w:sz w:val="17"/>
+              </w:rPr>
+              <w:t>负责成员</w:t>
+            </w:r>
+          </w:p>
+        </w:tc>
+        <w:tc>
+          <w:tcPr>
+            <w:tcW w:type="dxa" w:w="4176"/>
+          </w:tcPr>
+          <w:p>
+            <w:pPr>
+              <w:jc w:val="center"/>
+            </w:pPr>
+            <w:r/>
+            <w:r>
+              <w:rPr>
+                <w:rFonts w:ascii="微软雅黑" w:hAnsi="微软雅黑" w:eastAsia="微软雅黑"/>
+                <w:b/>
+                <w:sz w:val="17"/>
+              </w:rPr>
+              <w:t>实际参与内容（可据实补充）</w:t>
+            </w:r>
+          </w:p>
+        </w:tc>
+      </w:tr>
+      <w:tr>
+        <w:tc>
+          <w:tcPr>
+            <w:tcW w:type="dxa" w:w="2808"/>
+          </w:tcPr>
+          <w:p>
+            <w:pPr>
+              <w:jc w:val="left"/>
+            </w:pPr>
+            <w:r/>
+            <w:r>
+              <w:rPr>
+                <w:rFonts w:ascii="微软雅黑" w:hAnsi="微软雅黑" w:eastAsia="微软雅黑"/>
+                <w:b w:val="0"/>
+                <w:sz w:val="17"/>
+              </w:rPr>
+              <w:t>作业要求梳理、任务安排与 AI 工具操作</w:t>
+            </w:r>
+          </w:p>
+        </w:tc>
+        <w:tc>
+          <w:tcPr>
+            <w:tcW w:type="dxa" w:w="1512"/>
+          </w:tcPr>
+          <w:p>
+            <w:pPr>
+              <w:jc w:val="center"/>
+            </w:pPr>
+            <w:r/>
+            <w:r>
+              <w:rPr>
+                <w:rFonts w:ascii="微软雅黑" w:hAnsi="微软雅黑" w:eastAsia="微软雅黑"/>
+                <w:b w:val="0"/>
+                <w:sz w:val="17"/>
+              </w:rPr>
+              <w:t>（成员一姓名）、（成员二姓名）</w:t>
+            </w:r>
+          </w:p>
+        </w:tc>
+        <w:tc>
+          <w:tcPr>
+            <w:tcW w:type="dxa" w:w="4176"/>
+          </w:tcPr>
+          <w:p>
+            <w:pPr>
+              <w:jc w:val="center"/>
+            </w:pPr>
+            <w:r/>
+            <w:r>
+              <w:rPr>
+                <w:rFonts w:ascii="微软雅黑" w:hAnsi="微软雅黑" w:eastAsia="微软雅黑"/>
+                <w:b w:val="0"/>
+                <w:sz w:val="17"/>
+              </w:rPr>
+              <w:t>共同梳理四组实验的指定参数与提交要求；提出任务并核对 AI 产出</w:t>
+            </w:r>
+          </w:p>
+        </w:tc>
+      </w:tr>
+      <w:tr>
+        <w:tc>
+          <w:tcPr>
+            <w:tcW w:type="dxa" w:w="2808"/>
+          </w:tcPr>
+          <w:p>
+            <w:pPr>
+              <w:jc w:val="left"/>
+            </w:pPr>
+            <w:r/>
+            <w:r>
+              <w:rPr>
+                <w:rFonts w:ascii="微软雅黑" w:hAnsi="微软雅黑" w:eastAsia="微软雅黑"/>
+                <w:b w:val="0"/>
+                <w:sz w:val="17"/>
+              </w:rPr>
+              <w:t>实验一(1)：TF-IDF 原理学习、代码阅读与结果检查</w:t>
+            </w:r>
+          </w:p>
+        </w:tc>
+        <w:tc>
+          <w:tcPr>
+            <w:tcW w:type="dxa" w:w="1512"/>
+          </w:tcPr>
+          <w:p>
+            <w:pPr>
+              <w:jc w:val="center"/>
+            </w:pPr>
+            <w:r/>
+            <w:r>
+              <w:rPr>
+                <w:rFonts w:ascii="微软雅黑" w:hAnsi="微软雅黑" w:eastAsia="微软雅黑"/>
+                <w:b w:val="0"/>
+                <w:sz w:val="17"/>
+              </w:rPr>
+              <w:t>（成员二姓名）</w:t>
+            </w:r>
+          </w:p>
+        </w:tc>
+        <w:tc>
+          <w:tcPr>
+            <w:tcW w:type="dxa" w:w="4176"/>
+          </w:tcPr>
+          <w:p>
+            <w:pPr>
+              <w:jc w:val="center"/>
+            </w:pPr>
+            <w:r/>
+            <w:r>
+              <w:rPr>
+                <w:rFonts w:ascii="微软雅黑" w:hAnsi="微软雅黑" w:eastAsia="微软雅黑"/>
+                <w:b w:val="0"/>
+                <w:sz w:val="17"/>
+              </w:rPr>
+              <w:t>阅读 TF-IDF 与分词处理代码；核对 Top-10 是否为 10 个不同文本对；检查词权重与词频关系</w:t>
+            </w:r>
+          </w:p>
+        </w:tc>
+      </w:tr>
+      <w:tr>
+        <w:tc>
+          <w:tcPr>
+            <w:tcW w:type="dxa" w:w="2808"/>
+          </w:tcPr>
+          <w:p>
+            <w:pPr>
+              <w:jc w:val="left"/>
+            </w:pPr>
+            <w:r/>
+            <w:r>
+              <w:rPr>
+                <w:rFonts w:ascii="微软雅黑" w:hAnsi="微软雅黑" w:eastAsia="微软雅黑"/>
+                <w:b w:val="0"/>
+                <w:sz w:val="17"/>
+              </w:rPr>
+              <w:t>实验一(2)：MinHash＋LSH 原理学习、代码阅读与结果检查</w:t>
+            </w:r>
+          </w:p>
+        </w:tc>
+        <w:tc>
+          <w:tcPr>
+            <w:tcW w:type="dxa" w:w="1512"/>
+          </w:tcPr>
+          <w:p>
+            <w:pPr>
+              <w:jc w:val="center"/>
+            </w:pPr>
+            <w:r/>
+            <w:r>
+              <w:rPr>
+                <w:rFonts w:ascii="微软雅黑" w:hAnsi="微软雅黑" w:eastAsia="微软雅黑"/>
+                <w:b w:val="0"/>
+                <w:sz w:val="17"/>
+              </w:rPr>
+              <w:t>（成员一姓名）</w:t>
+            </w:r>
+          </w:p>
+        </w:tc>
+        <w:tc>
+          <w:tcPr>
+            <w:tcW w:type="dxa" w:w="4176"/>
+          </w:tcPr>
+          <w:p>
+            <w:pPr>
+              <w:jc w:val="center"/>
+            </w:pPr>
+            <w:r/>
+            <w:r>
+              <w:rPr>
+                <w:rFonts w:ascii="微软雅黑" w:hAnsi="微软雅黑" w:eastAsia="微软雅黑"/>
+                <w:b w:val="0"/>
+                <w:sz w:val="17"/>
+              </w:rPr>
+              <w:t>阅读 MinHash 签名与 LSH 分桶代码；核对估计误差与候选对数量</w:t>
+            </w:r>
+          </w:p>
+        </w:tc>
+      </w:tr>
+      <w:tr>
+        <w:tc>
+          <w:tcPr>
+            <w:tcW w:type="dxa" w:w="2808"/>
+          </w:tcPr>
+          <w:p>
+            <w:pPr>
+              <w:jc w:val="left"/>
+            </w:pPr>
+            <w:r/>
+            <w:r>
+              <w:rPr>
+                <w:rFonts w:ascii="微软雅黑" w:hAnsi="微软雅黑" w:eastAsia="微软雅黑"/>
+                <w:b w:val="0"/>
+                <w:sz w:val="17"/>
+              </w:rPr>
+              <w:t>实验二(1)：词向量原理学习、代码阅读与结果检查</w:t>
+            </w:r>
+          </w:p>
+        </w:tc>
+        <w:tc>
+          <w:tcPr>
+            <w:tcW w:type="dxa" w:w="1512"/>
+          </w:tcPr>
+          <w:p>
+            <w:pPr>
+              <w:jc w:val="center"/>
+            </w:pPr>
+            <w:r/>
+            <w:r>
+              <w:rPr>
+                <w:rFonts w:ascii="微软雅黑" w:hAnsi="微软雅黑" w:eastAsia="微软雅黑"/>
+                <w:b w:val="0"/>
+                <w:sz w:val="17"/>
+              </w:rPr>
+              <w:t>（成员二姓名）</w:t>
+            </w:r>
+          </w:p>
+        </w:tc>
+        <w:tc>
+          <w:tcPr>
+            <w:tcW w:type="dxa" w:w="4176"/>
+          </w:tcPr>
+          <w:p>
+            <w:pPr>
+              <w:jc w:val="center"/>
+            </w:pPr>
+            <w:r/>
+            <w:r>
+              <w:rPr>
+                <w:rFonts w:ascii="微软雅黑" w:hAnsi="微软雅黑" w:eastAsia="微软雅黑"/>
+                <w:b w:val="0"/>
+                <w:sz w:val="17"/>
+              </w:rPr>
+              <w:t>阅读词向量加载与平均池化代码；核对词对相似度与聚类指标</w:t>
+            </w:r>
+          </w:p>
+        </w:tc>
+      </w:tr>
+      <w:tr>
+        <w:tc>
+          <w:tcPr>
+            <w:tcW w:type="dxa" w:w="2808"/>
+          </w:tcPr>
+          <w:p>
+            <w:pPr>
+              <w:jc w:val="left"/>
+            </w:pPr>
+            <w:r/>
+            <w:r>
+              <w:rPr>
+                <w:rFonts w:ascii="微软雅黑" w:hAnsi="微软雅黑" w:eastAsia="微软雅黑"/>
+                <w:b w:val="0"/>
+                <w:sz w:val="17"/>
+              </w:rPr>
+              <w:t>实验二(2)：SimHash 原理学习、代码阅读与结果检查</w:t>
+            </w:r>
+          </w:p>
+        </w:tc>
+        <w:tc>
+          <w:tcPr>
+            <w:tcW w:type="dxa" w:w="1512"/>
+          </w:tcPr>
+          <w:p>
+            <w:pPr>
+              <w:jc w:val="center"/>
+            </w:pPr>
+            <w:r/>
+            <w:r>
+              <w:rPr>
+                <w:rFonts w:ascii="微软雅黑" w:hAnsi="微软雅黑" w:eastAsia="微软雅黑"/>
+                <w:b w:val="0"/>
+                <w:sz w:val="17"/>
+              </w:rPr>
+              <w:t>（成员一姓名）</w:t>
+            </w:r>
+          </w:p>
+        </w:tc>
+        <w:tc>
+          <w:tcPr>
+            <w:tcW w:type="dxa" w:w="4176"/>
+          </w:tcPr>
+          <w:p>
+            <w:pPr>
+              <w:jc w:val="center"/>
+            </w:pPr>
+            <w:r/>
+            <w:r>
+              <w:rPr>
+                <w:rFonts w:ascii="微软雅黑" w:hAnsi="微软雅黑" w:eastAsia="微软雅黑"/>
+                <w:b w:val="0"/>
+                <w:sz w:val="17"/>
+              </w:rPr>
+              <w:t>阅读指纹与海明距离代码；核对等权与加权两种方法的 P/R/F1 表</w:t>
+            </w:r>
+          </w:p>
+        </w:tc>
+      </w:tr>
+      <w:tr>
+        <w:tc>
+          <w:tcPr>
+            <w:tcW w:type="dxa" w:w="2808"/>
+          </w:tcPr>
+          <w:p>
+            <w:pPr>
+              <w:jc w:val="left"/>
+            </w:pPr>
+            <w:r/>
+            <w:r>
+              <w:rPr>
+                <w:rFonts w:ascii="微软雅黑" w:hAnsi="微软雅黑" w:eastAsia="微软雅黑"/>
+                <w:b w:val="0"/>
+                <w:sz w:val="17"/>
+              </w:rPr>
+              <w:t>数据来源整理、报告审阅与提交材料整理</w:t>
+            </w:r>
+          </w:p>
+        </w:tc>
+        <w:tc>
+          <w:tcPr>
+            <w:tcW w:type="dxa" w:w="1512"/>
+          </w:tcPr>
+          <w:p>
+            <w:pPr>
+              <w:jc w:val="center"/>
+            </w:pPr>
+            <w:r/>
+            <w:r>
+              <w:rPr>
+                <w:rFonts w:ascii="微软雅黑" w:hAnsi="微软雅黑" w:eastAsia="微软雅黑"/>
+                <w:b w:val="0"/>
+                <w:sz w:val="17"/>
+              </w:rPr>
+              <w:t>（成员一姓名）、（成员二姓名）</w:t>
+            </w:r>
+          </w:p>
+        </w:tc>
+        <w:tc>
+          <w:tcPr>
+            <w:tcW w:type="dxa" w:w="4176"/>
+          </w:tcPr>
+          <w:p>
+            <w:pPr>
+              <w:jc w:val="center"/>
+            </w:pPr>
+            <w:r/>
+            <w:r>
+              <w:rPr>
+                <w:rFonts w:ascii="微软雅黑" w:hAnsi="微软雅黑" w:eastAsia="微软雅黑"/>
+                <w:b w:val="0"/>
+                <w:sz w:val="17"/>
+              </w:rPr>
+              <w:t>整理数据来源说明与 20 篇新闻明细；通读报告并核对图表编号与结论表述</w:t>
+            </w:r>
+          </w:p>
+        </w:tc>
+      </w:tr>
+    </w:tbl>
+    <w:p>
+      <w:pPr>
+        <w:spacing w:after="40"/>
+      </w:pPr>
+    </w:p>
+    <w:p>
+      <w:pPr>
+        <w:spacing w:before="200" w:after="120"/>
+      </w:pPr>
+      <w:r>
+        <w:rPr>
+          <w:rFonts w:ascii="微软雅黑" w:hAnsi="微软雅黑" w:eastAsia="微软雅黑"/>
+          <w:b/>
+          <w:sz w:val="30"/>
+        </w:rPr>
+        <w:t>AI 工具使用说明</w:t>
+      </w:r>
+    </w:p>
+    <w:p>
+      <w:pPr>
+        <w:spacing w:before="200" w:after="120"/>
+      </w:pPr>
+      <w:r>
+        <w:rPr>
+          <w:rFonts w:ascii="微软雅黑" w:hAnsi="微软雅黑" w:eastAsia="微软雅黑"/>
+          <w:b/>
+          <w:sz w:val="23"/>
+        </w:rPr>
+        <w:t>使用工具</w:t>
+      </w:r>
+    </w:p>
+    <w:p>
+      <w:pPr>
+        <w:spacing w:before="40" w:after="60"/>
+        <w:jc w:val="center"/>
+      </w:pPr>
+      <w:r>
+        <w:rPr>
+          <w:rFonts w:ascii="微软雅黑" w:hAnsi="微软雅黑" w:eastAsia="微软雅黑"/>
+          <w:b/>
+          <w:color w:val="444444"/>
+          <w:sz w:val="18"/>
+        </w:rPr>
+        <w:t>表 0-3 AI 工具使用记录</w:t>
+      </w:r>
+    </w:p>
+    <w:tbl>
+      <w:tblPr>
+        <w:tblStyle w:val="TableGrid"/>
+        <w:tblW w:type="auto" w:w="0"/>
+        <w:jc w:val="center"/>
+        <w:tblLook w:firstColumn="1" w:firstRow="1" w:lastColumn="0" w:lastRow="0" w:noHBand="0" w:noVBand="1" w:val="04A0"/>
+      </w:tblPr>
+      <w:tblGrid>
+        <w:gridCol w:w="4320"/>
+        <w:gridCol w:w="4320"/>
+      </w:tblGrid>
+      <w:tr>
+        <w:tc>
+          <w:tcPr>
+            <w:tcW w:type="dxa" w:w="2448"/>
+          </w:tcPr>
+          <w:p>
+            <w:pPr>
+              <w:jc w:val="center"/>
+            </w:pPr>
+            <w:r/>
+            <w:r>
+              <w:rPr>
+                <w:rFonts w:ascii="微软雅黑" w:hAnsi="微软雅黑" w:eastAsia="微软雅黑"/>
+                <w:b/>
+                <w:sz w:val="18"/>
+              </w:rPr>
+              <w:t>项目</w:t>
+            </w:r>
+          </w:p>
+        </w:tc>
+        <w:tc>
+          <w:tcPr>
+            <w:tcW w:type="dxa" w:w="5760"/>
+          </w:tcPr>
+          <w:p>
+            <w:pPr>
+              <w:jc w:val="center"/>
+            </w:pPr>
+            <w:r/>
+            <w:r>
+              <w:rPr>
+                <w:rFonts w:ascii="微软雅黑" w:hAnsi="微软雅黑" w:eastAsia="微软雅黑"/>
+                <w:b/>
+                <w:sz w:val="18"/>
+              </w:rPr>
+              <w:t>记录</w:t>
+            </w:r>
+          </w:p>
+        </w:tc>
+      </w:tr>
+      <w:tr>
+        <w:tc>
+          <w:tcPr>
+            <w:tcW w:type="dxa" w:w="2448"/>
+          </w:tcPr>
+          <w:p>
+            <w:pPr>
+              <w:jc w:val="left"/>
+            </w:pPr>
+            <w:r/>
+            <w:r>
+              <w:rPr>
+                <w:rFonts w:ascii="微软雅黑" w:hAnsi="微软雅黑" w:eastAsia="微软雅黑"/>
+                <w:b w:val="0"/>
+                <w:sz w:val="18"/>
+              </w:rPr>
+              <w:t>主要 AI 代理工具</w:t>
+            </w:r>
+          </w:p>
+        </w:tc>
+        <w:tc>
+          <w:tcPr>
+            <w:tcW w:type="dxa" w:w="5760"/>
+          </w:tcPr>
+          <w:p>
+            <w:pPr>
+              <w:jc w:val="center"/>
+            </w:pPr>
+            <w:r/>
+            <w:r>
+              <w:rPr>
+                <w:rFonts w:ascii="微软雅黑" w:hAnsi="微软雅黑" w:eastAsia="微软雅黑"/>
+                <w:b w:val="0"/>
+                <w:sz w:val="18"/>
+              </w:rPr>
+              <w:t>DeepSeek Harness，简称 dsh（代理运行框架）</w:t>
+            </w:r>
+          </w:p>
+        </w:tc>
+      </w:tr>
+      <w:tr>
+        <w:tc>
+          <w:tcPr>
+            <w:tcW w:type="dxa" w:w="2448"/>
+          </w:tcPr>
+          <w:p>
+            <w:pPr>
+              <w:jc w:val="left"/>
+            </w:pPr>
+            <w:r/>
+            <w:r>
+              <w:rPr>
+                <w:rFonts w:ascii="微软雅黑" w:hAnsi="微软雅黑" w:eastAsia="微软雅黑"/>
+                <w:b w:val="0"/>
+                <w:sz w:val="18"/>
+              </w:rPr>
+              <w:t>主要调用模型</w:t>
+            </w:r>
+          </w:p>
+        </w:tc>
+        <w:tc>
+          <w:tcPr>
+            <w:tcW w:type="dxa" w:w="5760"/>
+          </w:tcPr>
+          <w:p>
+            <w:pPr>
+              <w:jc w:val="center"/>
+            </w:pPr>
+            <w:r/>
+            <w:r>
+              <w:rPr>
+                <w:rFonts w:ascii="微软雅黑" w:hAnsi="微软雅黑" w:eastAsia="微软雅黑"/>
+                <w:b w:val="0"/>
+                <w:sz w:val="18"/>
+              </w:rPr>
+              <w:t>deepseek-v4-flash-vision-exp</w:t>
+            </w:r>
+          </w:p>
+        </w:tc>
+      </w:tr>
+      <w:tr>
+        <w:tc>
+          <w:tcPr>
+            <w:tcW w:type="dxa" w:w="2448"/>
+          </w:tcPr>
+          <w:p>
+            <w:pPr>
+              <w:jc w:val="left"/>
+            </w:pPr>
+            <w:r/>
+            <w:r>
+              <w:rPr>
+                <w:rFonts w:ascii="微软雅黑" w:hAnsi="微软雅黑" w:eastAsia="微软雅黑"/>
+                <w:b w:val="0"/>
+                <w:sz w:val="18"/>
+              </w:rPr>
+              <w:t>工具版本</w:t>
+            </w:r>
+          </w:p>
+        </w:tc>
+        <w:tc>
+          <w:tcPr>
+            <w:tcW w:type="dxa" w:w="5760"/>
+          </w:tcPr>
+          <w:p>
+            <w:pPr>
+              <w:jc w:val="center"/>
+            </w:pPr>
+            <w:r/>
+            <w:r>
+              <w:rPr>
+                <w:rFonts w:ascii="微软雅黑" w:hAnsi="微软雅黑" w:eastAsia="微软雅黑"/>
+                <w:b w:val="0"/>
+                <w:sz w:val="18"/>
+              </w:rPr>
+              <w:t>未记录</w:t>
+            </w:r>
+          </w:p>
+        </w:tc>
+      </w:tr>
+      <w:tr>
+        <w:tc>
+          <w:tcPr>
+            <w:tcW w:type="dxa" w:w="2448"/>
+          </w:tcPr>
+          <w:p>
+            <w:pPr>
+              <w:jc w:val="left"/>
+            </w:pPr>
+            <w:r/>
+            <w:r>
+              <w:rPr>
+                <w:rFonts w:ascii="微软雅黑" w:hAnsi="微软雅黑" w:eastAsia="微软雅黑"/>
+                <w:b w:val="0"/>
+                <w:sz w:val="18"/>
+              </w:rPr>
+              <w:t>使用时间</w:t>
+            </w:r>
+          </w:p>
+        </w:tc>
+        <w:tc>
+          <w:tcPr>
+            <w:tcW w:type="dxa" w:w="5760"/>
+          </w:tcPr>
+          <w:p>
+            <w:pPr>
+              <w:jc w:val="center"/>
+            </w:pPr>
+            <w:r/>
+            <w:r>
+              <w:rPr>
+                <w:rFonts w:ascii="微软雅黑" w:hAnsi="微软雅黑" w:eastAsia="微软雅黑"/>
+                <w:b w:val="0"/>
+                <w:sz w:val="18"/>
+              </w:rPr>
+              <w:t>______年____月____日 至 ______年____月____日</w:t>
+            </w:r>
+          </w:p>
+        </w:tc>
+      </w:tr>
+      <w:tr>
+        <w:tc>
+          <w:tcPr>
+            <w:tcW w:type="dxa" w:w="2448"/>
+          </w:tcPr>
+          <w:p>
+            <w:pPr>
+              <w:jc w:val="left"/>
+            </w:pPr>
+            <w:r/>
+            <w:r>
+              <w:rPr>
+                <w:rFonts w:ascii="微软雅黑" w:hAnsi="微软雅黑" w:eastAsia="微软雅黑"/>
+                <w:b w:val="0"/>
+                <w:sz w:val="18"/>
+              </w:rPr>
+              <w:t>补充使用的 AI 工具</w:t>
+            </w:r>
+          </w:p>
+        </w:tc>
+        <w:tc>
+          <w:tcPr>
+            <w:tcW w:type="dxa" w:w="5760"/>
+          </w:tcPr>
+          <w:p>
+            <w:pPr>
+              <w:jc w:val="center"/>
+            </w:pPr>
+            <w:r/>
+            <w:r>
+              <w:rPr>
+                <w:rFonts w:ascii="微软雅黑" w:hAnsi="微软雅黑" w:eastAsia="微软雅黑"/>
+                <w:b w:val="0"/>
+                <w:sz w:val="18"/>
+              </w:rPr>
+              <w:t>ChatGPT，用于本项目的审计讨论、结果解释检查及报告整理建议</w:t>
+            </w:r>
+          </w:p>
+        </w:tc>
+      </w:tr>
+    </w:tbl>
+    <w:p>
+      <w:pPr>
+        <w:spacing w:after="40"/>
+      </w:pPr>
+    </w:p>
+    <w:p>
+      <w:pPr>
+        <w:spacing w:after="80" w:line="324" w:lineRule="auto"/>
+        <w:ind w:firstLine="420"/>
+      </w:pPr>
+      <w:r>
+        <w:rPr>
+          <w:rFonts w:ascii="微软雅黑" w:hAnsi="微软雅黑" w:eastAsia="微软雅黑"/>
+          <w:b w:val="0"/>
+          <w:sz w:val="21"/>
+        </w:rPr>
+        <w:t>说明：DeepSeek Harness（dsh）是**代理运行框架**，`deepseek-v4-flash-vision-exp` 是**所调用的模型**，二者不是同一项。此外需区分两个不同的“模型”概念：本节记录的是**开发时调用的语言模型**；实验二(1) 加载并评估的是**中文预训练词向量模型**（腾讯 AI Lab 轻量版），属于实验对象，已单列于 5.1.2 节的模型身份表中，二者不混为一谈。</w:t>
+      </w:r>
+    </w:p>
+    <w:p>
+      <w:pPr>
+        <w:spacing w:before="200" w:after="120"/>
+      </w:pPr>
+      <w:r>
+        <w:rPr>
+          <w:rFonts w:ascii="微软雅黑" w:hAnsi="微软雅黑" w:eastAsia="微软雅黑"/>
+          <w:b/>
+          <w:sz w:val="23"/>
+        </w:rPr>
+        <w:t>使用范围与参与程度声明</w:t>
+      </w:r>
+    </w:p>
+    <w:p>
+      <w:pPr>
+        <w:spacing w:after="80" w:line="324" w:lineRule="auto"/>
+        <w:ind w:firstLine="420"/>
+      </w:pPr>
+      <w:r>
+        <w:rPr>
+          <w:rFonts w:ascii="微软雅黑" w:hAnsi="微软雅黑" w:eastAsia="微软雅黑"/>
+          <w:b w:val="0"/>
+          <w:sz w:val="21"/>
+        </w:rPr>
+        <w:t>**本实验采用 AI 代理主导的完成方式。**实验代码、数据获取与处理脚本、测试及校验脚本、可视化代码、报告生成脚本和报告文本，主要由 DeepSeek Harness（dsh）调用 `deepseek-v4-flash-vision-exp` 模型生成；程序执行、调试和修改也主要通过 AI 代理调用工具完成。AI 的参与贯穿实验完成流程，并非仅用于文字润色或局部代码补全。</w:t>
+      </w:r>
+    </w:p>
+    <w:p>
+      <w:pPr>
+        <w:spacing w:after="80" w:line="324" w:lineRule="auto"/>
+        <w:ind w:firstLine="420"/>
+      </w:pPr>
+      <w:r>
+        <w:rPr>
+          <w:rFonts w:ascii="微软雅黑" w:hAnsi="微软雅黑" w:eastAsia="微软雅黑"/>
+          <w:b w:val="0"/>
+          <w:sz w:val="21"/>
+        </w:rPr>
+        <w:t>本项目还使用 ChatGPT 对代码实现、评估口径、结果一致性及报告表述进行审查和讨论。**相关 AI 审查与自动化测试不等同于独立人工复核**，也不能单独保证实验结论正确。</w:t>
+      </w:r>
+    </w:p>
+    <w:p>
+      <w:pPr>
+        <w:spacing w:after="80" w:line="324" w:lineRule="auto"/>
+        <w:ind w:firstLine="420"/>
+      </w:pPr>
+      <w:r>
+        <w:rPr>
+          <w:rFonts w:ascii="微软雅黑" w:hAnsi="微软雅黑" w:eastAsia="微软雅黑"/>
+          <w:b w:val="0"/>
+          <w:sz w:val="21"/>
+        </w:rPr>
+        <w:t>实验中的相似度、运行时间、聚类指标及 Precision、Recall、F1 等计算性结果，以实验脚本运行产生的输出文件（`out/*_results.txt` 与 `out/results_summary_*.json`）为依据，**不以语言模型直接生成的数值作为实验测量结果**。报告如实保留实验结果与预期不一致的情况（例如 5.2.6 节中“TF-IDF 加权并未优于等权”的结论）。</w:t>
+      </w:r>
+    </w:p>
+    <w:p>
+      <w:pPr>
+        <w:spacing w:after="80" w:line="324" w:lineRule="auto"/>
+        <w:ind w:firstLine="420"/>
+      </w:pPr>
+      <w:r>
+        <w:rPr>
+          <w:rFonts w:ascii="微软雅黑" w:hAnsi="微软雅黑" w:eastAsia="微软雅黑"/>
+          <w:b w:val="0"/>
+          <w:sz w:val="21"/>
+        </w:rPr>
+        <w:t>本组不将 AI 生成的代码与文字表述为两位成员独立手工编写的成果。成员实际完成的任务设置、工具操作、代码阅读、原理学习、结果检查及材料整理等工作，按实际情况记录在上面的分工表中。AI 生成内容仍可能存在错误，其使用范围及提交方式应遵循任课教师的要求。</w:t>
+      </w:r>
+    </w:p>
+    <w:p>
+      <w:pPr>
+        <w:spacing w:after="80" w:line="324" w:lineRule="auto"/>
+        <w:ind w:firstLine="420"/>
+      </w:pPr>
+      <w:r>
+        <w:rPr>
+          <w:rFonts w:ascii="微软雅黑" w:hAnsi="微软雅黑" w:eastAsia="微软雅黑"/>
+          <w:b w:val="0"/>
+          <w:sz w:val="21"/>
+        </w:rPr>
+        <w:t>附注：作业要求“独立完成，不得抄袭，不得使用网络下载的现成完整解决方案”，但文档未明确 AI 工具的允许参与程度。本组按实际使用方式如实披露，并将在提交前就此与任课教师确认。</w:t>
       </w:r>
     </w:p>
     <w:p>
